--- a/03_PROCUREMENT/EU/Index _03_Procurement_EU.docx
+++ b/03_PROCUREMENT/EU/Index _03_Procurement_EU.docx
@@ -21,6 +21,188 @@
       <w:r>
         <w:t>DIRECTIVES DIRECTIVE 2014/23/EU OF THE EUROPEAN PARLIAMENT AND OF THE COUNCIL of 26 February 2014 on the award of concession contracts (Text with EEA relevance)</w:t>
       </w:r>
+    </w:p>
+    <w:p>
+      <w:r>
+        <w:t xml:space="preserve">DG DEVIS: </w:t>
+      </w:r>
+    </w:p>
+    <w:p>
+      <w:hyperlink r:id="rId4" w:history="1">
+        <w:r>
+          <w:rPr>
+            <w:rStyle w:val="Hyperlink"/>
+          </w:rPr>
+          <w:t>Find calls for tender - European Commission</w:t>
+        </w:r>
+      </w:hyperlink>
+    </w:p>
+    <w:p>
+      <w:hyperlink r:id="rId5" w:history="1">
+        <w:r>
+          <w:rPr>
+            <w:rStyle w:val="Hyperlink"/>
+          </w:rPr>
+          <w:t>Tender opportunities - by department - European Commission</w:t>
+        </w:r>
+      </w:hyperlink>
+    </w:p>
+    <w:p>
+      <w:hyperlink r:id="rId6" w:history="1">
+        <w:r>
+          <w:rPr>
+            <w:rStyle w:val="Hyperlink"/>
+          </w:rPr>
+          <w:t>Defence Industry and Space</w:t>
+        </w:r>
+      </w:hyperlink>
+    </w:p>
+    <w:p>
+      <w:r>
+        <w:t>IRIS2:</w:t>
+      </w:r>
+    </w:p>
+    <w:p>
+      <w:hyperlink r:id="rId7" w:history="1">
+        <w:r>
+          <w:rPr>
+            <w:rStyle w:val="Hyperlink"/>
+          </w:rPr>
+          <w:t>IRIS²: Save the date for an Information day on a call for tender - Defence Industry and Space</w:t>
+        </w:r>
+      </w:hyperlink>
+    </w:p>
+    <w:p>
+      <w:r>
+        <w:t>IRIS² Industry Information Day 30 March 2023 15:00 to 17:00</w:t>
+      </w:r>
+    </w:p>
+    <w:p>
+      <w:hyperlink r:id="rId8" w:history="1">
+        <w:r>
+          <w:rPr>
+            <w:rStyle w:val="Hyperlink"/>
+          </w:rPr>
+          <w:t>Space: IRIS² procurement enters next phase - Defence Industry and Space</w:t>
+        </w:r>
+      </w:hyperlink>
+    </w:p>
+    <w:p>
+      <w:hyperlink r:id="rId9" w:history="1">
+        <w:r>
+          <w:rPr>
+            <w:rStyle w:val="Hyperlink"/>
+          </w:rPr>
+          <w:t>IRIS2: European Commission and European Space Agency signed a Contribution Agreement - Defence Industry and Space</w:t>
+        </w:r>
+      </w:hyperlink>
+    </w:p>
+    <w:p>
+      <w:hyperlink r:id="rId10" w:history="1">
+        <w:r>
+          <w:rPr>
+            <w:rStyle w:val="Hyperlink"/>
+          </w:rPr>
+          <w:t xml:space="preserve">IRIS² - the European Commission awards the concession contract to </w:t>
+        </w:r>
+        <w:proofErr w:type="spellStart"/>
+        <w:r>
+          <w:rPr>
+            <w:rStyle w:val="Hyperlink"/>
+          </w:rPr>
+          <w:t>SpaceRISE</w:t>
+        </w:r>
+        <w:proofErr w:type="spellEnd"/>
+        <w:r>
+          <w:rPr>
+            <w:rStyle w:val="Hyperlink"/>
+          </w:rPr>
+          <w:t xml:space="preserve"> consortium - Defence Industry and Space</w:t>
+        </w:r>
+      </w:hyperlink>
+    </w:p>
+    <w:p>
+      <w:hyperlink r:id="rId11" w:history="1">
+        <w:r>
+          <w:rPr>
+            <w:rStyle w:val="Hyperlink"/>
+          </w:rPr>
+          <w:t>Commission takes next step to deploy the IRIS² secure satellite system</w:t>
+        </w:r>
+      </w:hyperlink>
+    </w:p>
+    <w:p>
+      <w:hyperlink r:id="rId12" w:history="1">
+        <w:r>
+          <w:rPr>
+            <w:rStyle w:val="Hyperlink"/>
+          </w:rPr>
+          <w:t>European Union is accelerating and reinforcing IRIS²</w:t>
+        </w:r>
+      </w:hyperlink>
+    </w:p>
+    <w:p>
+      <w:r>
+        <w:t>GOVSATCOM</w:t>
+      </w:r>
+    </w:p>
+    <w:p>
+      <w:hyperlink r:id="rId13" w:history="1">
+        <w:r>
+          <w:rPr>
+            <w:rStyle w:val="Hyperlink"/>
+          </w:rPr>
+          <w:t>EU GOVSATCOM: Securing Europe, from ground to space - European Commission</w:t>
+        </w:r>
+      </w:hyperlink>
+    </w:p>
+    <w:p>
+      <w:r>
+        <w:rPr>
+          <w:b/>
+          <w:bCs/>
+        </w:rPr>
+        <w:t>Commission / DG DEFIS</w:t>
+      </w:r>
+      <w:r>
+        <w:t xml:space="preserve"> → programme owner and entrustment</w:t>
+      </w:r>
+      <w:r>
+        <w:br/>
+      </w:r>
+      <w:r>
+        <w:rPr>
+          <w:b/>
+          <w:bCs/>
+        </w:rPr>
+        <w:t>EUSPA</w:t>
+      </w:r>
+      <w:r>
+        <w:t xml:space="preserve"> → operational procurement authority for specific GOVSATCOM components.</w:t>
+      </w:r>
+    </w:p>
+    <w:p>
+      <w:r>
+        <w:t>EU STT</w:t>
+      </w:r>
+    </w:p>
+    <w:p>
+      <w:pPr>
+        <w:rPr>
+          <w:b/>
+          <w:bCs/>
+        </w:rPr>
+      </w:pPr>
+      <w:hyperlink r:id="rId14" w:history="1">
+        <w:r>
+          <w:rPr>
+            <w:rStyle w:val="Hyperlink"/>
+            <w:b/>
+            <w:bCs/>
+          </w:rPr>
+          <w:t>Commission receives and greenlights joint proposal of 15 EU Member States for setting up EU SST Partnership</w:t>
+        </w:r>
+      </w:hyperlink>
     </w:p>
     <w:p/>
     <w:sectPr>
@@ -949,6 +1131,29 @@
       <w:spacing w:val="5"/>
     </w:rPr>
   </w:style>
+  <w:style w:type="character" w:styleId="Hyperlink">
+    <w:name w:val="Hyperlink"/>
+    <w:basedOn w:val="DefaultParagraphFont"/>
+    <w:uiPriority w:val="99"/>
+    <w:unhideWhenUsed/>
+    <w:rsid w:val="008729B9"/>
+    <w:rPr>
+      <w:color w:val="467886" w:themeColor="hyperlink"/>
+      <w:u w:val="single"/>
+    </w:rPr>
+  </w:style>
+  <w:style w:type="character" w:styleId="UnresolvedMention">
+    <w:name w:val="Unresolved Mention"/>
+    <w:basedOn w:val="DefaultParagraphFont"/>
+    <w:uiPriority w:val="99"/>
+    <w:semiHidden/>
+    <w:unhideWhenUsed/>
+    <w:rsid w:val="008729B9"/>
+    <w:rPr>
+      <w:color w:val="605E5C"/>
+      <w:shd w:val="clear" w:color="auto" w:fill="E1DFDD"/>
+    </w:rPr>
+  </w:style>
 </w:styles>
 </file>
 
